--- a/Courses/Software-Sciences/IT-Module-3-Web-Design/24-Final-Quiz/24.2-Final-Quiz.docx
+++ b/Courses/Software-Sciences/IT-Module-3-Web-Design/24-Final-Quiz/24.2-Final-Quiz.docx
@@ -4744,7 +4744,77 @@
           <w:bCs/>
           <w:lang w:val="bg-BG"/>
         </w:rPr>
-        <w:t>Обяснете защо е добра практика да се създаде резервно копие преди актуализация или по-голяма промяна по CMS сайт.</w:t>
+        <w:t xml:space="preserve">Обяснете защо е </w:t>
+      </w:r>
+      <w:r>
+        <w:rPr>
+          <w:b/>
+          <w:lang w:val="bg-BG"/>
+        </w:rPr>
+        <w:t>добра практика</w:t>
+      </w:r>
+      <w:r>
+        <w:rPr>
+          <w:bCs/>
+          <w:lang w:val="bg-BG"/>
+        </w:rPr>
+        <w:t xml:space="preserve"> да се създаде </w:t>
+      </w:r>
+      <w:r>
+        <w:rPr>
+          <w:b/>
+          <w:lang w:val="bg-BG"/>
+        </w:rPr>
+        <w:t>резервно копие</w:t>
+      </w:r>
+      <w:r>
+        <w:rPr>
+          <w:bCs/>
+          <w:lang w:val="bg-BG"/>
+        </w:rPr>
+        <w:t xml:space="preserve"> </w:t>
+      </w:r>
+      <w:r>
+        <w:rPr>
+          <w:b/>
+          <w:lang w:val="bg-BG"/>
+        </w:rPr>
+        <w:t>преди актуализация</w:t>
+      </w:r>
+      <w:r>
+        <w:rPr>
+          <w:bCs/>
+          <w:lang w:val="bg-BG"/>
+        </w:rPr>
+        <w:t xml:space="preserve"> или </w:t>
+      </w:r>
+      <w:r>
+        <w:rPr>
+          <w:b/>
+          <w:lang w:val="bg-BG"/>
+        </w:rPr>
+        <w:t>по-голяма промяна</w:t>
+      </w:r>
+      <w:r>
+        <w:rPr>
+          <w:bCs/>
+          <w:lang w:val="bg-BG"/>
+        </w:rPr>
+        <w:t xml:space="preserve"> по </w:t>
+      </w:r>
+      <w:r>
+        <w:rPr>
+          <w:b/>
+          <w:lang w:val="bg-BG"/>
+        </w:rPr>
+        <w:t>CMS сайт</w:t>
+      </w:r>
+      <w:r>
+        <w:rPr>
+          <w:bCs/>
+          <w:lang w:val="bg-BG"/>
+        </w:rPr>
+        <w:t>.</w:t>
       </w:r>
     </w:p>
     <w:p>

--- a/Courses/Software-Sciences/IT-Module-3-Web-Design/24-Final-Quiz/24.2-Final-Quiz.docx
+++ b/Courses/Software-Sciences/IT-Module-3-Web-Design/24-Final-Quiz/24.2-Final-Quiz.docx
@@ -81,9 +81,9 @@
           <w:noProof/>
         </w:rPr>
         <w:drawing>
-          <wp:inline distT="0" distB="0" distL="0" distR="0" wp14:anchorId="73F5C6D6" wp14:editId="68C8CC38">
-            <wp:extent cx="947049" cy="441820"/>
-            <wp:effectExtent l="0" t="0" r="0" b="3175"/>
+          <wp:inline distT="0" distB="0" distL="0" distR="0" wp14:anchorId="73F5C6D6" wp14:editId="204960E5">
+            <wp:extent cx="947049" cy="423839"/>
+            <wp:effectExtent l="0" t="0" r="5715" b="0"/>
             <wp:docPr id="470543985" name="Picture 1"/>
             <wp:cNvGraphicFramePr>
               <a:graphicFrameLocks xmlns:a="http://schemas.openxmlformats.org/drawingml/2006/main" noChangeAspect="1"/>
@@ -112,7 +112,7 @@
                   <pic:spPr bwMode="auto">
                     <a:xfrm>
                       <a:off x="0" y="0"/>
-                      <a:ext cx="947049" cy="441820"/>
+                      <a:ext cx="947049" cy="423839"/>
                     </a:xfrm>
                     <a:prstGeom prst="rect">
                       <a:avLst/>
@@ -1933,7 +1933,23 @@
           <w:rFonts w:ascii="Calibri" w:hAnsi="Calibri" w:cs="Calibri"/>
           <w:lang w:val="bg-BG" w:eastAsia="bg-BG" w:bidi="bg-BG"/>
         </w:rPr>
-        <w:t>Съхранява изображенията като браузърски кеш</w:t>
+        <w:t xml:space="preserve">Съхранява изображенията като </w:t>
+      </w:r>
+      <w:proofErr w:type="spellStart"/>
+      <w:r>
+        <w:rPr>
+          <w:rFonts w:ascii="Calibri" w:hAnsi="Calibri" w:cs="Calibri"/>
+          <w:lang w:val="bg-BG" w:eastAsia="bg-BG" w:bidi="bg-BG"/>
+        </w:rPr>
+        <w:t>браузърски</w:t>
+      </w:r>
+      <w:proofErr w:type="spellEnd"/>
+      <w:r>
+        <w:rPr>
+          <w:rFonts w:ascii="Calibri" w:hAnsi="Calibri" w:cs="Calibri"/>
+          <w:lang w:val="bg-BG" w:eastAsia="bg-BG" w:bidi="bg-BG"/>
+        </w:rPr>
+        <w:t xml:space="preserve"> кеш</w:t>
       </w:r>
     </w:p>
     <w:p>
